--- a/word (1).docx
+++ b/word (1).docx
@@ -1256,6 +1256,76 @@
     <w:p>
       <w:pPr>
         <w:rPr>
+          <w:lang w:eastAsia="hu-HU"/>
+        </w:rPr>
+      </w:pPr>
+      <w:bookmarkStart w:id="3" w:name="_GoBack"/>
+      <w:bookmarkEnd w:id="3"/>
+    </w:p>
+    <w:p>
+      <w:pPr>
+        <w:rPr>
+          <w:lang w:eastAsia="hu-HU"/>
+        </w:rPr>
+      </w:pPr>
+      <w:r>
+        <w:rPr>
+          <w:noProof/>
+          <w:lang w:eastAsia="hu-HU"/>
+        </w:rPr>
+        <w:drawing>
+          <wp:inline distT="0" distB="0" distL="0" distR="0" wp14:anchorId="3506202E" wp14:editId="213341C1">
+            <wp:extent cx="6115050" cy="4019550"/>
+            <wp:effectExtent l="0" t="0" r="0" b="0"/>
+            <wp:docPr id="1" name="Kép 1"/>
+            <wp:cNvGraphicFramePr>
+              <a:graphicFrameLocks xmlns:a="http://schemas.openxmlformats.org/drawingml/2006/main" noChangeAspect="1"/>
+            </wp:cNvGraphicFramePr>
+            <a:graphic xmlns:a="http://schemas.openxmlformats.org/drawingml/2006/main">
+              <a:graphicData uri="http://schemas.openxmlformats.org/drawingml/2006/picture">
+                <pic:pic xmlns:pic="http://schemas.openxmlformats.org/drawingml/2006/picture">
+                  <pic:nvPicPr>
+                    <pic:cNvPr id="0" name="Picture 1"/>
+                    <pic:cNvPicPr>
+                      <a:picLocks noChangeAspect="1" noChangeArrowheads="1"/>
+                    </pic:cNvPicPr>
+                  </pic:nvPicPr>
+                  <pic:blipFill>
+                    <a:blip r:embed="rId8">
+                      <a:extLst>
+                        <a:ext uri="{28A0092B-C50C-407E-A947-70E740481C1C}">
+                          <a14:useLocalDpi xmlns:a14="http://schemas.microsoft.com/office/drawing/2010/main" val="0"/>
+                        </a:ext>
+                      </a:extLst>
+                    </a:blip>
+                    <a:srcRect/>
+                    <a:stretch>
+                      <a:fillRect/>
+                    </a:stretch>
+                  </pic:blipFill>
+                  <pic:spPr bwMode="auto">
+                    <a:xfrm>
+                      <a:off x="0" y="0"/>
+                      <a:ext cx="6115050" cy="4019550"/>
+                    </a:xfrm>
+                    <a:prstGeom prst="rect">
+                      <a:avLst/>
+                    </a:prstGeom>
+                    <a:noFill/>
+                    <a:ln>
+                      <a:noFill/>
+                    </a:ln>
+                  </pic:spPr>
+                </pic:pic>
+              </a:graphicData>
+            </a:graphic>
+          </wp:inline>
+        </w:drawing>
+      </w:r>
+    </w:p>
+    <w:p>
+      <w:pPr>
+        <w:rPr>
           <w:rFonts w:ascii="Times New Roman" w:eastAsia="Times New Roman" w:hAnsi="Times New Roman" w:cstheme="majorBidi"/>
           <w:b/>
           <w:color w:val="000000" w:themeColor="text1"/>
@@ -1264,6 +1334,7 @@
           <w:lang w:eastAsia="hu-HU"/>
         </w:rPr>
       </w:pPr>
+      <w:bookmarkStart w:id="4" w:name="_Toc222129920"/>
       <w:r>
         <w:rPr>
           <w:rFonts w:eastAsia="Times New Roman"/>
@@ -1280,7 +1351,6 @@
           <w:lang w:eastAsia="hu-HU"/>
         </w:rPr>
       </w:pPr>
-      <w:bookmarkStart w:id="3" w:name="_Toc222129920"/>
       <w:r>
         <w:rPr>
           <w:rFonts w:eastAsia="Times New Roman"/>
@@ -1289,7 +1359,7 @@
         <w:lastRenderedPageBreak/>
         <w:t>Backend Fejlesztés</w:t>
       </w:r>
-      <w:bookmarkEnd w:id="3"/>
+      <w:bookmarkEnd w:id="4"/>
     </w:p>
     <w:p>
       <w:pPr>
@@ -1318,7 +1388,7 @@
           <w:lang w:eastAsia="hu-HU"/>
         </w:rPr>
       </w:pPr>
-      <w:bookmarkStart w:id="4" w:name="_Toc222129921"/>
+      <w:bookmarkStart w:id="5" w:name="_Toc222129921"/>
       <w:r>
         <w:rPr>
           <w:rFonts w:eastAsia="Times New Roman"/>
@@ -1327,7 +1397,7 @@
         <w:lastRenderedPageBreak/>
         <w:t>Frontend Fejlesztés</w:t>
       </w:r>
-      <w:bookmarkEnd w:id="4"/>
+      <w:bookmarkEnd w:id="5"/>
     </w:p>
     <w:p>
       <w:pPr>
@@ -1348,12 +1418,12 @@
       <w:pPr>
         <w:pStyle w:val="Cmsor1"/>
       </w:pPr>
-      <w:bookmarkStart w:id="5" w:name="_Toc222129922"/>
+      <w:bookmarkStart w:id="6" w:name="_Toc222129922"/>
       <w:r>
         <w:lastRenderedPageBreak/>
         <w:t>Projekt megvalósításához használt programok</w:t>
       </w:r>
-      <w:bookmarkEnd w:id="5"/>
+      <w:bookmarkEnd w:id="6"/>
     </w:p>
     <w:p>
       <w:pPr>
@@ -1695,8 +1765,6 @@
         </w:rPr>
         <w:t>MySQL</w:t>
       </w:r>
-      <w:bookmarkStart w:id="6" w:name="_GoBack"/>
-      <w:bookmarkEnd w:id="6"/>
       <w:proofErr w:type="spellEnd"/>
     </w:p>
     <w:p>
@@ -2042,7 +2110,7 @@
                     <pic:cNvPicPr/>
                   </pic:nvPicPr>
                   <pic:blipFill>
-                    <a:blip r:embed="rId8">
+                    <a:blip r:embed="rId9">
                       <a:extLst>
                         <a:ext uri="{28A0092B-C50C-407E-A947-70E740481C1C}">
                           <a14:useLocalDpi xmlns:a14="http://schemas.microsoft.com/office/drawing/2010/main" val="0"/>
@@ -2125,7 +2193,7 @@
     </w:p>
     <w:p/>
     <w:sectPr>
-      <w:footerReference w:type="default" r:id="rId9"/>
+      <w:footerReference w:type="default" r:id="rId10"/>
       <w:pgSz w:w="11906" w:h="16838"/>
       <w:pgMar w:top="1134" w:right="1134" w:bottom="1134" w:left="1134" w:header="709" w:footer="709" w:gutter="0"/>
       <w:cols w:space="708"/>
@@ -3413,7 +3481,7 @@
 </file>
 
 <file path=customXml/itemProps1.xml><?xml version="1.0" encoding="utf-8"?>
-<ds:datastoreItem xmlns:ds="http://schemas.openxmlformats.org/officeDocument/2006/customXml" ds:itemID="{60A35F0A-6D8B-4520-BAF6-049C3F8BE308}">
+<ds:datastoreItem xmlns:ds="http://schemas.openxmlformats.org/officeDocument/2006/customXml" ds:itemID="{0A2F6E23-A74B-407C-85AB-24138808A5AB}">
   <ds:schemaRefs>
     <ds:schemaRef ds:uri="http://schemas.openxmlformats.org/officeDocument/2006/bibliography"/>
   </ds:schemaRefs>
